--- a/SmartParkingGDD.docx
+++ b/SmartParkingGDD.docx
@@ -6,12 +6,16 @@
       <w:pPr>
         <w:jc w:val="center"/>
         <w:rPr>
+          <w:b/>
+          <w:bCs/>
           <w:sz w:val="72"/>
           <w:szCs w:val="72"/>
         </w:rPr>
       </w:pPr>
       <w:r>
         <w:rPr>
+          <w:b/>
+          <w:bCs/>
           <w:sz w:val="72"/>
           <w:szCs w:val="72"/>
         </w:rPr>
@@ -28,132 +32,50 @@
       </w:pPr>
     </w:p>
     <w:p>
-      <w:pPr>
-        <w:rPr>
-          <w:sz w:val="28"/>
-          <w:szCs w:val="28"/>
-        </w:rPr>
-      </w:pPr>
-      <w:r>
-        <w:rPr>
-          <w:sz w:val="28"/>
-          <w:szCs w:val="28"/>
-        </w:rPr>
+      <w:r>
         <w:t>Written by:</w:t>
       </w:r>
     </w:p>
     <w:p>
-      <w:pPr>
-        <w:rPr>
-          <w:sz w:val="28"/>
-          <w:szCs w:val="28"/>
-        </w:rPr>
-      </w:pPr>
-      <w:r>
-        <w:rPr>
-          <w:sz w:val="28"/>
-          <w:szCs w:val="28"/>
-        </w:rPr>
+      <w:r>
         <w:t>Lior Cohen</w:t>
       </w:r>
     </w:p>
     <w:p>
-      <w:pPr>
-        <w:rPr>
-          <w:sz w:val="28"/>
-          <w:szCs w:val="28"/>
-        </w:rPr>
-      </w:pPr>
-      <w:r>
-        <w:rPr>
-          <w:sz w:val="28"/>
-          <w:szCs w:val="28"/>
-        </w:rPr>
+      <w:r>
         <w:t xml:space="preserve">Yashar </w:t>
       </w:r>
       <w:proofErr w:type="spellStart"/>
       <w:r>
-        <w:rPr>
-          <w:sz w:val="28"/>
-          <w:szCs w:val="28"/>
-        </w:rPr>
         <w:t>Pashaiy</w:t>
       </w:r>
       <w:proofErr w:type="spellEnd"/>
     </w:p>
     <w:p>
-      <w:pPr>
-        <w:rPr>
-          <w:sz w:val="28"/>
-          <w:szCs w:val="28"/>
-        </w:rPr>
-      </w:pPr>
-      <w:r>
-        <w:rPr>
-          <w:sz w:val="28"/>
-          <w:szCs w:val="28"/>
-        </w:rPr>
+      <w:r>
         <w:t>Dolev Halabi</w:t>
       </w:r>
     </w:p>
     <w:p>
-      <w:pPr>
-        <w:rPr>
-          <w:sz w:val="28"/>
-          <w:szCs w:val="28"/>
-        </w:rPr>
-      </w:pPr>
-      <w:r>
-        <w:rPr>
-          <w:sz w:val="28"/>
-          <w:szCs w:val="28"/>
-        </w:rPr>
+      <w:r>
         <w:t>Matthew Tsiplakov</w:t>
       </w:r>
     </w:p>
     <w:p>
-      <w:pPr>
-        <w:rPr>
-          <w:sz w:val="28"/>
-          <w:szCs w:val="28"/>
-        </w:rPr>
-      </w:pPr>
-      <w:r>
-        <w:rPr>
-          <w:sz w:val="28"/>
-          <w:szCs w:val="28"/>
-        </w:rPr>
+      <w:r>
         <w:t xml:space="preserve">Center of </w:t>
       </w:r>
       <w:proofErr w:type="gramStart"/>
       <w:r>
-        <w:rPr>
-          <w:sz w:val="28"/>
-          <w:szCs w:val="28"/>
-        </w:rPr>
         <w:t>a Projects</w:t>
       </w:r>
       <w:proofErr w:type="gramEnd"/>
       <w:r>
-        <w:rPr>
-          <w:sz w:val="28"/>
-          <w:szCs w:val="28"/>
-        </w:rPr>
         <w:t xml:space="preserve"> and Industrial cooperation</w:t>
       </w:r>
     </w:p>
     <w:p>
-      <w:pPr>
-        <w:rPr>
-          <w:sz w:val="28"/>
-          <w:szCs w:val="28"/>
-        </w:rPr>
-      </w:pPr>
-      <w:r>
-        <w:rPr>
-          <w:sz w:val="28"/>
-          <w:szCs w:val="28"/>
-        </w:rPr>
+      <w:r>
         <w:t>Faculty of Science, hit – Holon Institute of Technology</w:t>
       </w:r>
     </w:p>
@@ -280,12 +202,6 @@
       </w:r>
     </w:p>
     <w:p>
-      <w:pPr>
-        <w:rPr>
-          <w:sz w:val="28"/>
-          <w:szCs w:val="28"/>
-        </w:rPr>
-      </w:pPr>
       <w:r>
         <w:rPr>
           <w:b/>
@@ -300,37 +216,22 @@
           <w:sz w:val="28"/>
           <w:szCs w:val="28"/>
         </w:rPr>
-        <w:t xml:space="preserve"> The field of urban mobility and parking management is an area that significantly impacts drivers' daily lives, fuel consumption, and air pollution.</w:t>
-      </w:r>
-    </w:p>
-    <w:p>
-      <w:pPr>
-        <w:rPr>
-          <w:sz w:val="28"/>
-          <w:szCs w:val="28"/>
-        </w:rPr>
-      </w:pPr>
-      <w:r>
-        <w:rPr>
-          <w:sz w:val="28"/>
-          <w:szCs w:val="28"/>
-        </w:rPr>
+        <w:t xml:space="preserve"> </w:t>
+      </w:r>
+      <w:r>
+        <w:t>The field of urban mobility and parking management is an area that significantly impacts drivers' daily lives, fuel consumption, and air pollution.</w:t>
+      </w:r>
+    </w:p>
+    <w:p>
+      <w:r>
         <w:t xml:space="preserve">Also, efficient parking management is the best way to ensure a smooth traffic flow and optimize the usage of existing parking facilities. For proper parking management, </w:t>
       </w:r>
       <w:proofErr w:type="gramStart"/>
       <w:r>
-        <w:rPr>
-          <w:sz w:val="28"/>
-          <w:szCs w:val="28"/>
-        </w:rPr>
         <w:t>a number of</w:t>
       </w:r>
       <w:proofErr w:type="gramEnd"/>
       <w:r>
-        <w:rPr>
-          <w:sz w:val="28"/>
-          <w:szCs w:val="28"/>
-        </w:rPr>
         <w:t xml:space="preserve"> conditions must be met:</w:t>
       </w:r>
     </w:p>
@@ -340,16 +241,8 @@
           <w:ilvl w:val="0"/>
           <w:numId w:val="1"/>
         </w:numPr>
-        <w:rPr>
-          <w:sz w:val="28"/>
-          <w:szCs w:val="28"/>
-        </w:rPr>
-      </w:pPr>
-      <w:r>
-        <w:rPr>
-          <w:sz w:val="28"/>
-          <w:szCs w:val="28"/>
-        </w:rPr>
+      </w:pPr>
+      <w:r>
         <w:t>Real-time monitoring of available and occupied parking spaces.</w:t>
       </w:r>
     </w:p>
@@ -359,16 +252,8 @@
           <w:ilvl w:val="0"/>
           <w:numId w:val="1"/>
         </w:numPr>
-        <w:rPr>
-          <w:sz w:val="28"/>
-          <w:szCs w:val="28"/>
-        </w:rPr>
-      </w:pPr>
-      <w:r>
-        <w:rPr>
-          <w:sz w:val="28"/>
-          <w:szCs w:val="28"/>
-        </w:rPr>
+      </w:pPr>
+      <w:r>
         <w:t>Directing the driver to the exact parking location (specific level and section).</w:t>
       </w:r>
     </w:p>
@@ -378,16 +263,8 @@
           <w:ilvl w:val="0"/>
           <w:numId w:val="1"/>
         </w:numPr>
-        <w:rPr>
-          <w:sz w:val="28"/>
-          <w:szCs w:val="28"/>
-        </w:rPr>
-      </w:pPr>
-      <w:r>
-        <w:rPr>
-          <w:sz w:val="28"/>
-          <w:szCs w:val="28"/>
-        </w:rPr>
+      </w:pPr>
+      <w:r>
         <w:t>Seamless integration of data from multiple parking lots into one centralized platform.</w:t>
       </w:r>
     </w:p>
@@ -397,95 +274,139 @@
           <w:ilvl w:val="0"/>
           <w:numId w:val="1"/>
         </w:numPr>
-        <w:rPr>
-          <w:sz w:val="28"/>
-          <w:szCs w:val="28"/>
-        </w:rPr>
-      </w:pPr>
-      <w:r>
-        <w:rPr>
-          <w:sz w:val="28"/>
-          <w:szCs w:val="28"/>
-        </w:rPr>
+      </w:pPr>
+      <w:r>
         <w:t>Reliable identification of entering vehicles and their parking status.</w:t>
       </w:r>
     </w:p>
     <w:p>
-      <w:pPr>
-        <w:rPr>
-          <w:sz w:val="28"/>
-          <w:szCs w:val="28"/>
-        </w:rPr>
-      </w:pPr>
-      <w:r>
-        <w:rPr>
-          <w:sz w:val="28"/>
-          <w:szCs w:val="28"/>
-        </w:rPr>
-        <w:t xml:space="preserve">Today, in the field of parking, there is a significant problem of drivers wasting valuable time searching for an available spot. That is, there is a lack of: On the one hand, a centralized platform (website) that guides the driver in real-time, showing exactly where an available spot is located (by level and section) across </w:t>
+      <w:r>
+        <w:t xml:space="preserve">Today, in the field of parking, there is a significant problem of drivers wasting valuable time searching for an available spot. </w:t>
+      </w:r>
+      <w:r>
+        <w:t>The industry currently lacks two key components</w:t>
+      </w:r>
+      <w:r>
+        <w:t>.</w:t>
+      </w:r>
+    </w:p>
+    <w:p>
+      <w:r>
+        <w:t>First</w:t>
+      </w:r>
+      <w:r>
+        <w:t xml:space="preserve">, a centralized platform (website) that guides the driver in real-time, showing exactly where an available spot is located (by level and section) across </w:t>
       </w:r>
       <w:proofErr w:type="gramStart"/>
       <w:r>
-        <w:rPr>
-          <w:sz w:val="28"/>
-          <w:szCs w:val="28"/>
-        </w:rPr>
         <w:t>various different</w:t>
       </w:r>
       <w:proofErr w:type="gramEnd"/>
       <w:r>
-        <w:rPr>
-          <w:sz w:val="28"/>
-          <w:szCs w:val="28"/>
-        </w:rPr>
         <w:t xml:space="preserve"> parking lots, rather than being limited to a single specific facility.</w:t>
       </w:r>
     </w:p>
     <w:p>
-      <w:pPr>
-        <w:rPr>
-          <w:sz w:val="28"/>
-          <w:szCs w:val="28"/>
-        </w:rPr>
-      </w:pPr>
-      <w:r>
-        <w:rPr>
-          <w:sz w:val="28"/>
-          <w:szCs w:val="28"/>
-        </w:rPr>
-        <w:t xml:space="preserve">On the other hand, the </w:t>
+      <w:r>
+        <w:t>Second</w:t>
+      </w:r>
+      <w:r>
+        <w:t xml:space="preserve">, the </w:t>
       </w:r>
       <w:proofErr w:type="gramStart"/>
       <w:r>
-        <w:rPr>
-          <w:sz w:val="28"/>
-          <w:szCs w:val="28"/>
-        </w:rPr>
         <w:t>platform which</w:t>
       </w:r>
       <w:proofErr w:type="gramEnd"/>
       <w:r>
-        <w:rPr>
-          <w:sz w:val="28"/>
-          <w:szCs w:val="28"/>
-        </w:rPr>
         <w:t xml:space="preserve"> provides real-time, accurate data using advanced LoRa sensors to detect both space occupancy and the entering vehicle's license plate number, providing an overall control and measurement system.</w:t>
       </w:r>
     </w:p>
     <w:p>
       <w:pPr>
-        <w:rPr>
-          <w:sz w:val="28"/>
-          <w:szCs w:val="28"/>
-        </w:rPr>
-      </w:pPr>
-      <w:r>
         <w:rPr>
           <w:b/>
           <w:bCs/>
           <w:sz w:val="28"/>
           <w:szCs w:val="28"/>
         </w:rPr>
+      </w:pPr>
+    </w:p>
+    <w:p>
+      <w:pPr>
+        <w:rPr>
+          <w:b/>
+          <w:bCs/>
+          <w:sz w:val="28"/>
+          <w:szCs w:val="28"/>
+        </w:rPr>
+      </w:pPr>
+    </w:p>
+    <w:p>
+      <w:pPr>
+        <w:rPr>
+          <w:b/>
+          <w:bCs/>
+          <w:sz w:val="28"/>
+          <w:szCs w:val="28"/>
+        </w:rPr>
+      </w:pPr>
+    </w:p>
+    <w:p>
+      <w:pPr>
+        <w:rPr>
+          <w:b/>
+          <w:bCs/>
+          <w:sz w:val="28"/>
+          <w:szCs w:val="28"/>
+        </w:rPr>
+      </w:pPr>
+    </w:p>
+    <w:p>
+      <w:pPr>
+        <w:rPr>
+          <w:b/>
+          <w:bCs/>
+          <w:sz w:val="28"/>
+          <w:szCs w:val="28"/>
+        </w:rPr>
+      </w:pPr>
+    </w:p>
+    <w:p>
+      <w:pPr>
+        <w:rPr>
+          <w:b/>
+          <w:bCs/>
+          <w:sz w:val="28"/>
+          <w:szCs w:val="28"/>
+        </w:rPr>
+      </w:pPr>
+    </w:p>
+    <w:p>
+      <w:pPr>
+        <w:rPr>
+          <w:b/>
+          <w:bCs/>
+          <w:sz w:val="28"/>
+          <w:szCs w:val="28"/>
+        </w:rPr>
+      </w:pPr>
+    </w:p>
+    <w:p>
+      <w:pPr>
+        <w:rPr>
+          <w:sz w:val="28"/>
+          <w:szCs w:val="28"/>
+        </w:rPr>
+      </w:pPr>
+      <w:r>
+        <w:rPr>
+          <w:b/>
+          <w:bCs/>
+          <w:sz w:val="28"/>
+          <w:szCs w:val="28"/>
+        </w:rPr>
+        <w:lastRenderedPageBreak/>
         <w:t>0.2 Rationale for application development</w:t>
       </w:r>
       <w:r>
@@ -495,21 +416,10 @@
         </w:rPr>
         <w:t xml:space="preserve"> </w:t>
       </w:r>
-      <w:proofErr w:type="gramStart"/>
-      <w:r>
-        <w:rPr>
-          <w:sz w:val="28"/>
-          <w:szCs w:val="28"/>
-        </w:rPr>
-        <w:t>By</w:t>
-      </w:r>
-      <w:proofErr w:type="gramEnd"/>
-      <w:r>
-        <w:rPr>
-          <w:sz w:val="28"/>
-          <w:szCs w:val="28"/>
-        </w:rPr>
-        <w:t xml:space="preserve"> developing the website, gaps of:</w:t>
+    </w:p>
+    <w:p>
+      <w:r>
+        <w:t>By developing the website, gaps of:</w:t>
       </w:r>
     </w:p>
     <w:p>
@@ -518,17 +428,8 @@
           <w:ilvl w:val="0"/>
           <w:numId w:val="2"/>
         </w:numPr>
-        <w:rPr>
-          <w:sz w:val="28"/>
-          <w:szCs w:val="28"/>
-        </w:rPr>
-      </w:pPr>
-      <w:r>
-        <w:rPr>
-          <w:sz w:val="28"/>
-          <w:szCs w:val="28"/>
-        </w:rPr>
-        <w:lastRenderedPageBreak/>
+      </w:pPr>
+      <w:r>
         <w:t>Wasted time and frustration experienced by drivers searching for available parking.</w:t>
       </w:r>
     </w:p>
@@ -538,16 +439,8 @@
           <w:ilvl w:val="0"/>
           <w:numId w:val="2"/>
         </w:numPr>
-        <w:rPr>
-          <w:sz w:val="28"/>
-          <w:szCs w:val="28"/>
-        </w:rPr>
-      </w:pPr>
-      <w:r>
-        <w:rPr>
-          <w:sz w:val="28"/>
-          <w:szCs w:val="28"/>
-        </w:rPr>
+      </w:pPr>
+      <w:r>
         <w:t>Lack of precise, real-time visibility into parking occupancy at the micro-level (specific level and section).</w:t>
       </w:r>
     </w:p>
@@ -557,32 +450,16 @@
           <w:ilvl w:val="0"/>
           <w:numId w:val="2"/>
         </w:numPr>
-        <w:rPr>
-          <w:sz w:val="28"/>
-          <w:szCs w:val="28"/>
-        </w:rPr>
-      </w:pPr>
-      <w:r>
-        <w:rPr>
-          <w:sz w:val="28"/>
-          <w:szCs w:val="28"/>
-        </w:rPr>
+      </w:pPr>
+      <w:r>
         <w:t xml:space="preserve">Inefficient management and lack of centralized data collection across </w:t>
       </w:r>
       <w:proofErr w:type="gramStart"/>
       <w:r>
-        <w:rPr>
-          <w:sz w:val="28"/>
-          <w:szCs w:val="28"/>
-        </w:rPr>
         <w:t>multiple,</w:t>
       </w:r>
       <w:proofErr w:type="gramEnd"/>
       <w:r>
-        <w:rPr>
-          <w:sz w:val="28"/>
-          <w:szCs w:val="28"/>
-        </w:rPr>
         <w:t xml:space="preserve"> independent parking lots.</w:t>
       </w:r>
     </w:p>
@@ -592,26 +469,12 @@
           <w:ilvl w:val="0"/>
           <w:numId w:val="2"/>
         </w:numPr>
-        <w:rPr>
-          <w:sz w:val="28"/>
-          <w:szCs w:val="28"/>
-        </w:rPr>
-      </w:pPr>
-      <w:r>
-        <w:rPr>
-          <w:sz w:val="28"/>
-          <w:szCs w:val="28"/>
-        </w:rPr>
+      </w:pPr>
+      <w:r>
         <w:t>Difficulty in tracking specific vehicles and their real-time parking status.</w:t>
       </w:r>
     </w:p>
     <w:p>
-      <w:pPr>
-        <w:rPr>
-          <w:sz w:val="28"/>
-          <w:szCs w:val="28"/>
-        </w:rPr>
-      </w:pPr>
       <w:r>
         <w:rPr>
           <w:b/>
@@ -626,39 +489,193 @@
           <w:sz w:val="28"/>
           <w:szCs w:val="28"/>
         </w:rPr>
-        <w:t xml:space="preserve"> A web-based platform that will help drivers and parking lot operators to optimize the parking process and save valuable time – using LoRa sensor technology.</w:t>
-      </w:r>
-    </w:p>
-    <w:p>
-      <w:pPr>
-        <w:rPr>
-          <w:sz w:val="28"/>
-          <w:szCs w:val="28"/>
-        </w:rPr>
-      </w:pPr>
-      <w:r>
-        <w:rPr>
-          <w:sz w:val="28"/>
-          <w:szCs w:val="28"/>
-        </w:rPr>
+        <w:t xml:space="preserve"> A web-based platform that will help </w:t>
+      </w:r>
+      <w:r>
+        <w:t>drivers and parking lot operators to optimize the parking process and save valuable time – using LoRa sensor technology.</w:t>
+      </w:r>
+    </w:p>
+    <w:p>
+      <w:r>
         <w:t xml:space="preserve">The website will help drivers navigate directly to available spots more efficiently by providing exact locations (level and section) across multiple parking </w:t>
       </w:r>
       <w:proofErr w:type="gramStart"/>
       <w:r>
-        <w:rPr>
-          <w:sz w:val="28"/>
-          <w:szCs w:val="28"/>
-        </w:rPr>
         <w:t>lots, and</w:t>
       </w:r>
       <w:proofErr w:type="gramEnd"/>
       <w:r>
-        <w:rPr>
-          <w:sz w:val="28"/>
-          <w:szCs w:val="28"/>
-        </w:rPr>
         <w:t xml:space="preserve"> will utilize LoRa sensors to accurately detect occupancy status and vehicle license plates.</w:t>
       </w:r>
+    </w:p>
+    <w:p>
+      <w:pPr>
+        <w:rPr>
+          <w:sz w:val="28"/>
+          <w:szCs w:val="28"/>
+        </w:rPr>
+      </w:pPr>
+      <w:r>
+        <w:rPr>
+          <w:b/>
+          <w:bCs/>
+          <w:sz w:val="28"/>
+          <w:szCs w:val="28"/>
+        </w:rPr>
+        <w:t>1. System description</w:t>
+      </w:r>
+    </w:p>
+    <w:p>
+      <w:pPr>
+        <w:rPr>
+          <w:sz w:val="28"/>
+          <w:szCs w:val="28"/>
+        </w:rPr>
+      </w:pPr>
+      <w:r>
+        <w:rPr>
+          <w:b/>
+          <w:bCs/>
+          <w:sz w:val="28"/>
+          <w:szCs w:val="28"/>
+        </w:rPr>
+        <w:t>1.1 The Character of the application</w:t>
+      </w:r>
+    </w:p>
+    <w:p>
+      <w:pPr>
+        <w:numPr>
+          <w:ilvl w:val="0"/>
+          <w:numId w:val="3"/>
+        </w:numPr>
+      </w:pPr>
+      <w:r>
+        <w:t>The application is a web-based platform for collecting and aggregating real-time data from LoRa sensors across multiple parking facilities, for the purpose of guiding drivers to available parking spots.</w:t>
+      </w:r>
+    </w:p>
+    <w:p>
+      <w:pPr>
+        <w:numPr>
+          <w:ilvl w:val="0"/>
+          <w:numId w:val="3"/>
+        </w:numPr>
+      </w:pPr>
+      <w:r>
+        <w:t>The system is built on a scalable microservices architecture utilizing a JavaScript backend, to efficiently process continuous sensor data and LPR (License Plate Recognition) inputs.</w:t>
+      </w:r>
+    </w:p>
+    <w:p>
+      <w:pPr>
+        <w:numPr>
+          <w:ilvl w:val="0"/>
+          <w:numId w:val="3"/>
+        </w:numPr>
+      </w:pPr>
+      <w:r>
+        <w:t>The user interface will be fully responsive, optimized for both mobile web browsers and desktop environments.</w:t>
+      </w:r>
+    </w:p>
+    <w:p>
+      <w:pPr>
+        <w:rPr>
+          <w:b/>
+          <w:bCs/>
+          <w:sz w:val="28"/>
+          <w:szCs w:val="28"/>
+        </w:rPr>
+      </w:pPr>
+    </w:p>
+    <w:p>
+      <w:pPr>
+        <w:rPr>
+          <w:b/>
+          <w:bCs/>
+          <w:sz w:val="28"/>
+          <w:szCs w:val="28"/>
+        </w:rPr>
+      </w:pPr>
+    </w:p>
+    <w:p>
+      <w:pPr>
+        <w:rPr>
+          <w:b/>
+          <w:bCs/>
+          <w:sz w:val="28"/>
+          <w:szCs w:val="28"/>
+        </w:rPr>
+      </w:pPr>
+    </w:p>
+    <w:p>
+      <w:pPr>
+        <w:rPr>
+          <w:b/>
+          <w:bCs/>
+          <w:sz w:val="28"/>
+          <w:szCs w:val="28"/>
+        </w:rPr>
+      </w:pPr>
+      <w:r>
+        <w:rPr>
+          <w:b/>
+          <w:bCs/>
+          <w:sz w:val="28"/>
+          <w:szCs w:val="28"/>
+        </w:rPr>
+        <w:lastRenderedPageBreak/>
+        <w:t>1.2 System users</w:t>
+      </w:r>
+    </w:p>
+    <w:p>
+      <w:pPr>
+        <w:pStyle w:val="NormalWeb"/>
+        <w:numPr>
+          <w:ilvl w:val="0"/>
+          <w:numId w:val="3"/>
+        </w:numPr>
+        <w:rPr>
+          <w:rFonts w:asciiTheme="minorHAnsi" w:eastAsiaTheme="minorHAnsi" w:hAnsiTheme="minorHAnsi" w:cstheme="minorBidi"/>
+          <w:kern w:val="2"/>
+          <w14:ligatures w14:val="standardContextual"/>
+        </w:rPr>
+      </w:pPr>
+      <w:r>
+        <w:rPr>
+          <w:rFonts w:asciiTheme="minorHAnsi" w:eastAsiaTheme="minorHAnsi" w:hAnsiTheme="minorHAnsi" w:cstheme="minorBidi"/>
+          <w:kern w:val="2"/>
+          <w14:ligatures w14:val="standardContextual"/>
+        </w:rPr>
+        <w:t>"Driver" (End User) - a user who accesses the platform to search for available parking. The user receives real-time information about parking availability across various lots, including the specific level and section, and can navigate efficiently to the vacant spot.</w:t>
+      </w:r>
+    </w:p>
+    <w:p>
+      <w:pPr>
+        <w:pStyle w:val="NormalWeb"/>
+        <w:numPr>
+          <w:ilvl w:val="0"/>
+          <w:numId w:val="3"/>
+        </w:numPr>
+        <w:rPr>
+          <w:rFonts w:asciiTheme="minorHAnsi" w:eastAsiaTheme="minorHAnsi" w:hAnsiTheme="minorHAnsi" w:cstheme="minorBidi"/>
+          <w:kern w:val="2"/>
+          <w14:ligatures w14:val="standardContextual"/>
+        </w:rPr>
+      </w:pPr>
+      <w:r>
+        <w:rPr>
+          <w:rFonts w:asciiTheme="minorHAnsi" w:eastAsiaTheme="minorHAnsi" w:hAnsiTheme="minorHAnsi" w:cstheme="minorBidi"/>
+          <w:kern w:val="2"/>
+          <w14:ligatures w14:val="standardContextual"/>
+        </w:rPr>
+        <w:t>"Lot Manager" user - a user who manages one or more specific parking facilities within the platform. This user can monitor real-time LoRa sensor data, view LPR logs of entering vehicles, define the layout of their parking lot (levels/sections), and view statistical data regarding parking occupancy and usage.</w:t>
+      </w:r>
+    </w:p>
+    <w:p>
+      <w:pPr>
+        <w:rPr>
+          <w:sz w:val="28"/>
+          <w:szCs w:val="28"/>
+        </w:rPr>
+      </w:pPr>
     </w:p>
     <w:p>
       <w:pPr>
@@ -906,11 +923,163 @@
       </w:pPr>
     </w:lvl>
   </w:abstractNum>
+  <w:abstractNum w:abstractNumId="2" w15:restartNumberingAfterBreak="0">
+    <w:nsid w:val="7A310203"/>
+    <w:multiLevelType w:val="multilevel"/>
+    <w:tmpl w:val="B3CC44A4"/>
+    <w:lvl w:ilvl="0">
+      <w:start w:val="1"/>
+      <w:numFmt w:val="bullet"/>
+      <w:lvlText w:val=""/>
+      <w:lvlJc w:val="left"/>
+      <w:pPr>
+        <w:tabs>
+          <w:tab w:val="num" w:pos="720"/>
+        </w:tabs>
+        <w:ind w:left="720" w:hanging="360"/>
+      </w:pPr>
+      <w:rPr>
+        <w:rFonts w:ascii="Symbol" w:hAnsi="Symbol" w:hint="default"/>
+        <w:sz w:val="20"/>
+      </w:rPr>
+    </w:lvl>
+    <w:lvl w:ilvl="1" w:tentative="1">
+      <w:start w:val="1"/>
+      <w:numFmt w:val="bullet"/>
+      <w:lvlText w:val="o"/>
+      <w:lvlJc w:val="left"/>
+      <w:pPr>
+        <w:tabs>
+          <w:tab w:val="num" w:pos="1440"/>
+        </w:tabs>
+        <w:ind w:left="1440" w:hanging="360"/>
+      </w:pPr>
+      <w:rPr>
+        <w:rFonts w:ascii="Courier New" w:hAnsi="Courier New" w:hint="default"/>
+        <w:sz w:val="20"/>
+      </w:rPr>
+    </w:lvl>
+    <w:lvl w:ilvl="2" w:tentative="1">
+      <w:start w:val="1"/>
+      <w:numFmt w:val="bullet"/>
+      <w:lvlText w:val=""/>
+      <w:lvlJc w:val="left"/>
+      <w:pPr>
+        <w:tabs>
+          <w:tab w:val="num" w:pos="2160"/>
+        </w:tabs>
+        <w:ind w:left="2160" w:hanging="360"/>
+      </w:pPr>
+      <w:rPr>
+        <w:rFonts w:ascii="Wingdings" w:hAnsi="Wingdings" w:hint="default"/>
+        <w:sz w:val="20"/>
+      </w:rPr>
+    </w:lvl>
+    <w:lvl w:ilvl="3" w:tentative="1">
+      <w:start w:val="1"/>
+      <w:numFmt w:val="bullet"/>
+      <w:lvlText w:val=""/>
+      <w:lvlJc w:val="left"/>
+      <w:pPr>
+        <w:tabs>
+          <w:tab w:val="num" w:pos="2880"/>
+        </w:tabs>
+        <w:ind w:left="2880" w:hanging="360"/>
+      </w:pPr>
+      <w:rPr>
+        <w:rFonts w:ascii="Wingdings" w:hAnsi="Wingdings" w:hint="default"/>
+        <w:sz w:val="20"/>
+      </w:rPr>
+    </w:lvl>
+    <w:lvl w:ilvl="4" w:tentative="1">
+      <w:start w:val="1"/>
+      <w:numFmt w:val="bullet"/>
+      <w:lvlText w:val=""/>
+      <w:lvlJc w:val="left"/>
+      <w:pPr>
+        <w:tabs>
+          <w:tab w:val="num" w:pos="3600"/>
+        </w:tabs>
+        <w:ind w:left="3600" w:hanging="360"/>
+      </w:pPr>
+      <w:rPr>
+        <w:rFonts w:ascii="Wingdings" w:hAnsi="Wingdings" w:hint="default"/>
+        <w:sz w:val="20"/>
+      </w:rPr>
+    </w:lvl>
+    <w:lvl w:ilvl="5" w:tentative="1">
+      <w:start w:val="1"/>
+      <w:numFmt w:val="bullet"/>
+      <w:lvlText w:val=""/>
+      <w:lvlJc w:val="left"/>
+      <w:pPr>
+        <w:tabs>
+          <w:tab w:val="num" w:pos="4320"/>
+        </w:tabs>
+        <w:ind w:left="4320" w:hanging="360"/>
+      </w:pPr>
+      <w:rPr>
+        <w:rFonts w:ascii="Wingdings" w:hAnsi="Wingdings" w:hint="default"/>
+        <w:sz w:val="20"/>
+      </w:rPr>
+    </w:lvl>
+    <w:lvl w:ilvl="6" w:tentative="1">
+      <w:start w:val="1"/>
+      <w:numFmt w:val="bullet"/>
+      <w:lvlText w:val=""/>
+      <w:lvlJc w:val="left"/>
+      <w:pPr>
+        <w:tabs>
+          <w:tab w:val="num" w:pos="5040"/>
+        </w:tabs>
+        <w:ind w:left="5040" w:hanging="360"/>
+      </w:pPr>
+      <w:rPr>
+        <w:rFonts w:ascii="Wingdings" w:hAnsi="Wingdings" w:hint="default"/>
+        <w:sz w:val="20"/>
+      </w:rPr>
+    </w:lvl>
+    <w:lvl w:ilvl="7" w:tentative="1">
+      <w:start w:val="1"/>
+      <w:numFmt w:val="bullet"/>
+      <w:lvlText w:val=""/>
+      <w:lvlJc w:val="left"/>
+      <w:pPr>
+        <w:tabs>
+          <w:tab w:val="num" w:pos="5760"/>
+        </w:tabs>
+        <w:ind w:left="5760" w:hanging="360"/>
+      </w:pPr>
+      <w:rPr>
+        <w:rFonts w:ascii="Wingdings" w:hAnsi="Wingdings" w:hint="default"/>
+        <w:sz w:val="20"/>
+      </w:rPr>
+    </w:lvl>
+    <w:lvl w:ilvl="8" w:tentative="1">
+      <w:start w:val="1"/>
+      <w:numFmt w:val="bullet"/>
+      <w:lvlText w:val=""/>
+      <w:lvlJc w:val="left"/>
+      <w:pPr>
+        <w:tabs>
+          <w:tab w:val="num" w:pos="6480"/>
+        </w:tabs>
+        <w:ind w:left="6480" w:hanging="360"/>
+      </w:pPr>
+      <w:rPr>
+        <w:rFonts w:ascii="Wingdings" w:hAnsi="Wingdings" w:hint="default"/>
+        <w:sz w:val="20"/>
+      </w:rPr>
+    </w:lvl>
+  </w:abstractNum>
   <w:num w:numId="1" w16cid:durableId="21059590">
     <w:abstractNumId w:val="0"/>
   </w:num>
   <w:num w:numId="2" w16cid:durableId="529033916">
     <w:abstractNumId w:val="1"/>
+  </w:num>
+  <w:num w:numId="3" w16cid:durableId="1759866310">
+    <w:abstractNumId w:val="2"/>
   </w:num>
 </w:numbering>
 </file>
@@ -1831,6 +2000,22 @@
       <w:spacing w:val="5"/>
     </w:rPr>
   </w:style>
+  <w:style w:type="paragraph" w:styleId="NormalWeb">
+    <w:name w:val="Normal (Web)"/>
+    <w:basedOn w:val="a"/>
+    <w:uiPriority w:val="99"/>
+    <w:semiHidden/>
+    <w:unhideWhenUsed/>
+    <w:rsid w:val="00186A04"/>
+    <w:pPr>
+      <w:spacing w:before="100" w:beforeAutospacing="1" w:after="100" w:afterAutospacing="1" w:line="240" w:lineRule="auto"/>
+    </w:pPr>
+    <w:rPr>
+      <w:rFonts w:ascii="Times New Roman" w:eastAsia="Times New Roman" w:hAnsi="Times New Roman" w:cs="Times New Roman"/>
+      <w:kern w:val="0"/>
+      <w14:ligatures w14:val="none"/>
+    </w:rPr>
+  </w:style>
 </w:styles>
 </file>
 
